--- a/fra/docx/26.content.docx
+++ b/fra/docx/26.content.docx
@@ -399,19 +399,7 @@
         <w:rPr>
           <w:lang w:val="fr_FR" w:bidi="fr_FR"/>
         </w:rPr>
-        <w:t xml:space="preserve">La parole du Seigneur est parvenue à Ézéchiel pour la première fois en 593 avant J.-C., alors que le royaume de Juda était encore un État semi-indépendant (voir </w:t>
-      </w:r>
-      <w:r>
-        <w:rPr>
-          <w:lang w:val="fr_FR" w:bidi="fr_FR"/>
-        </w:rPr>
-        <w:t>Introduction du Livre d'Ézéchiel</w:t>
-      </w:r>
-      <w:r>
-        <w:rPr>
-          <w:lang w:val="fr_FR" w:bidi="fr_FR"/>
-        </w:rPr>
-        <w:t>, "Contexte"). La Judée avait été soumise aux Babyloniens en 597 av. J.-C., et le roi Jojakin avait été emmené en exil à Babylone à cette époque. Sédécias, l'oncle de Jojakin, a gouverné la Judée en tant que vassal de Babylone (597–586 av. J.-C.). Ézéchiel a daté sa prophétie en se référant à la captivité de Jojakin plutôt qu'au règne de Sédécias, car il semblait considérer Sédécias comme un substitut du roi légitime, Jojakin. Sédécias s'est ensuite rebellé contre Nabuchodonosor (</w:t>
+        <w:t>La parole du Seigneur est parvenue à Ézéchiel pour la première fois en 593 avant J.-C., alors que le royaume de Juda était encore un État semi-indépendant (voir Introduction du Livre d'Ézéchiel, "Contexte"). La Judée avait été soumise aux Babyloniens en 597 av. J.-C., et le roi Jojakin avait été emmené en exil à Babylone à cette époque. Sédécias, l'oncle de Jojakin, a gouverné la Judée en tant que vassal de Babylone (597–586 av. J.-C.). Ézéchiel a daté sa prophétie en se référant à la captivité de Jojakin plutôt qu'au règne de Sédécias, car il semblait considérer Sédécias comme un substitut du roi légitime, Jojakin. Sédécias s'est ensuite rebellé contre Nabuchodonosor (</w:t>
       </w:r>
       <w:r>
         <w:rPr>
